--- a/javoblar/021.docx
+++ b/javoblar/021.docx
@@ -165,7 +165,7 @@
         <w:spacing w:after="40"/>
       </w:pPr>
       <w:r>
-        <w:t xml:space="preserve">Umumiy epidemiologiya. Oliy tibbiy ta'lim darsligi. — Toshkent: Tibbiyot nashriyoti. (Epidemiologik tahlil turlari.)</w:t>
+        <w:t xml:space="preserve">Mirtazayev O.M., Zuyeva L.P., Matnazarova G.S. Epidemiologiya. — Toshkent, 2016.</w:t>
       </w:r>
     </w:p>
     <w:p>
@@ -178,7 +178,20 @@
         <w:spacing w:after="40"/>
       </w:pPr>
       <w:r>
-        <w:t xml:space="preserve">World Health Organization; CDC. Principles of epidemiology; descriptive and analytic studies. URL: https://www.who.int ; https://www.cdc.gov</w:t>
+        <w:t xml:space="preserve">Centers for Disease Control and Prevention. Principles of Epidemiology in Public Health Practice, 3rd ed. Atlanta: CDC. URL: https://www.cdc.gov/csels/dsepd/ss1978/index.html</w:t>
+      </w:r>
+    </w:p>
+    <w:p>
+      <w:pPr>
+        <w:pStyle w:val="ListParagraph"/>
+        <w:numPr>
+          <w:ilvl w:val="0"/>
+          <w:numId w:val="2"/>
+        </w:numPr>
+        <w:spacing w:after="40"/>
+      </w:pPr>
+      <w:r>
+        <w:t xml:space="preserve">Umirov S.E., Qodirov Z.Z. Klinik epidemiologiya. — Toshkent.</w:t>
       </w:r>
     </w:p>
     <w:sectPr>

--- a/javoblar/021.docx
+++ b/javoblar/021.docx
@@ -8,7 +8,7 @@
         <w:spacing w:after="200"/>
       </w:pPr>
       <w:r>
-        <w:t xml:space="preserve">21. Epidemiologik tahlil turlari va ulardan foydalanish</w:t>
+        <w:t xml:space="preserve">21. Yuqumli kasalliklar o'choqlarida joriy va yakuniy dezinfeksiya tadbirlariga qo'yiladigan talablar, ularning samaradorligini aniqlash</w:t>
       </w:r>
     </w:p>
     <w:p>
@@ -17,7 +17,7 @@
         <w:jc w:val="both"/>
       </w:pPr>
       <w:r>
-        <w:t xml:space="preserve">Epidemiologik tahlil — kasallanish holatini, uning tarqalish qonuniyatlarini va shartlovchi omillarini o'rganishga qaratilgan epidemiologik usuldir. U epidemiologik nazoratning asosiy tarkibiy qismi bo'lib, to'plangan ma'lumotlarni qayta ishlash va shu asosda epidemiologik tashxis qo'yish hamda tadbirlarni asoslash imkonini beradi. Epidemiologik tahlil bir necha turga bo'linadi va har bir tur muayyan vazifani bajarish uchun qo'llaniladi. Tahlil turini to'g'ri tanlash tadqiqot maqsadiga va mavjud ma'lumotlarga bog'liq holda amalga oshiriladi [1].</w:t>
+        <w:t xml:space="preserve">Yuqumli kasallik o'chog'i — infeksiya manbai joylashgan va u atrofga qo'zg'atuvchi tarqatishi mumkin bo'lgan hudud. O'choqda o'tkaziladigan dezinfeksiya tadbirlari epidemiyaga qarshi ishning muhim qismi bo'lib, ular epidemik jarayonning ikkinchi bo'g'iniga, ya'ni yuqish mexanizmiga ta'sir qilib, uni uzishga qaratilgan. O'choqdagi dezinfeksiya ikki turga bo'linadi: joriy (bemor manba bo'lib turgan davrda muntazam) va yakuniy (manba o'choqdan olib chiqilgach bir marta). Bu tadbirlar belgilangan talablar asosida o'tkazilishi va samaradorligi ob'ektiv nazorat qilinishi shart, aks holda ular rasmiy xususiyat kasb etib, maqsadga erishmaydi va soxta xavfsizlik tuyg'usini keltirib chiqaradi [1][2].</w:t>
       </w:r>
     </w:p>
     <w:p>
@@ -26,7 +26,7 @@
         <w:spacing w:after="80" w:before="160"/>
       </w:pPr>
       <w:r>
-        <w:t xml:space="preserve">Vaqt bo'yicha tasnif: retrospektiv va operativ tahlil</w:t>
+        <w:t xml:space="preserve">Joriy dezinfeksiyaga qo'yiladigan talablar</w:t>
       </w:r>
     </w:p>
     <w:p>
@@ -35,7 +35,7 @@
         <w:jc w:val="both"/>
       </w:pPr>
       <w:r>
-        <w:t xml:space="preserve">O'tkazilish vaqtiga ko'ra epidemiologik tahlil retrospektiv va operativ turlarga bo'linadi. Retrospektiv tahlil o'tgan davr (bir necha yil) ma'lumotlarini chuqur o'rganib, kasallanishning ko'p yillik dinamikasi, mavsumiyligi, hududiy va demografik taqsimoti hamda xavf omillarini aniqlaydi; u strategik rejalashtirish uchun asos bo'ladi. Operativ (joriy) tahlil esa real vaqt rejimida kasallanishni kuzatib, epidemik vaziyatning o'zgarishini erta aniqlaydi va tezkor javobni ta'minlaydi. Ikkala tur bir-birini to'ldiradi: retrospektiv tahlil operativ tahlil uchun kutilgan (normativ) kasallanish darajasini — ya'ni "etalon"ni beradi, operativ tahlil esa joriy darajani shu etalon bilan solishtiradi [1]. Agar joriy daraja belgilangan chegaradan oshsa, bu epidemik noxushlik signali hisoblanadi. Shunday qilib, retrospektiv tahlilsiz operativ tahlilni to'g'ri talqin qilib bo'lmaydi, chunki "ko'p" yoki "kam" degan baho faqat avvalgi davr bilan taqqoslash orqali ma'no kasb etadi.</w:t>
+        <w:t xml:space="preserve">Joriy dezinfeksiya bemor o'choqda (uyda yoki shifoxonada) bo'lgan, ya'ni qo'zg'atuvchi ajralib turgan butun davr mobaynida muntazam o'tkaziladi. Asosiy talablar: dezinfeksiya uzluksiz va o'z vaqtida bo'lishi — bemorning har bir ajralmasi (najas, siydik, qusuq, balg'am) darhol zararsizlantirilishi; bemor idish-tovoqlari, kiyim-kechagi, parvarish buyumlari va xonasi muntazam ishlov berilishi; qo'zg'atuvchi turiga mos preparat, konsentratsiya va ekspozitsiya tanlanishi; ishlov beruvchi shaxslar (parvarish qiluvchilar yoki tibbiy xodimlar) qoidalarni bilishi va shaxsiy himoya vositalaridan foydalanishi. Joriy dezinfeksiya qo'zg'atuvchining atrofga tarqalishiga yo'l qo'ymaslik maqsadini ko'zlaydi [1]. Uyda joriy dezinfeksiyani ko'pincha bemorni parvarish qiluvchi oila a'zolari bajargani uchun ularga oddiy va xavfsiz usullar (qaynatish, eritma bilan artish, alohida idish ajratish) oldindan tushuntiriladi. Shifoxonada esa joriy dezinfeksiya sanitariya-gigiyenik rejim va infeksion nazoratning ajralmas qismi bo'lib, u yuqumli kasalliklar bo'limida qat'iy jadval asosida olib boriladi. Joriy dezinfeksiyaning uzluksizligi va to'g'ri bajarilishi uning samaradorligining asosiy sharti hisoblanadi.</w:t>
       </w:r>
     </w:p>
     <w:p>
@@ -44,7 +44,7 @@
         <w:spacing w:after="80" w:before="160"/>
       </w:pPr>
       <w:r>
-        <w:t xml:space="preserve">Tavsifiy va tahliliy (analitik) tahlil</w:t>
+        <w:t xml:space="preserve">Yakuniy dezinfeksiyaga qo'yiladigan talablar</w:t>
       </w:r>
     </w:p>
     <w:p>
@@ -53,7 +53,7 @@
         <w:jc w:val="both"/>
       </w:pPr>
       <w:r>
-        <w:t xml:space="preserve">Maqsadiga ko'ra epidemiologik tahlil tavsifiy (deskriptiv) va tahliliy (analitik) turlarga bo'linadi. Tavsifiy tahlil kasallanishni uch asosiy belgi — vaqt, hudud va aholi guruhi (shaxs) bo'yicha ta'riflaydi: kasallik qachon, qayerda va kimda ko'proq uchrashini ko'rsatadi. U gipoteza (taxmin) ilgari surish uchun zamin yaratadi. Tahliliy tahlil esa bu gipotezalarni tekshiradi va xavf omillari bilan kasallik o'rtasidagi sabab-oqibat bog'lanishini aniqlaydi; u kogort va nazorat-tanlov (case-control) tadqiqotlariga tayanadi. Shunday qilib, tavsifiy tahlil "nima" savoliga, tahliliy tahlil "nima uchun" savoliga javob beradi [1].</w:t>
+        <w:t xml:space="preserve">Yakuniy dezinfeksiya infeksiya manbai o'choqdan olib chiqilgach — bemor kasalxonaga yotqizilgandan, sog'aygandan, ko'chirilgandan yoki vafot etgandan so'ng bir marta o'tkaziladi. Asosiy talablar: dezinfeksiya imkon qadar tez, belgilangan qisqa muddat ichida o'tkazilishi; u butun o'choqni — xona, barcha buyumlar, mebel va bemor foydalangan narsalarni to'liq qamrab olishi; zararsizlantirish kamerasi va tegishli preparatlardan foydalanilishi; ishni maxsus tayyorgarlikdan o'tgan dezinfeksiya brigadasi bajarishi. Yakuniy dezinfeksiya ayniqsa tashqi muhitda chidamli qo'zg'atuvchilar (ich terlama, virusli gepatit, sil, kuydirgi) keltirgan o'choqlarda majburiydir [1][2].</w:t>
       </w:r>
     </w:p>
     <w:p>
@@ -62,7 +62,7 @@
         <w:spacing w:after="80" w:before="160"/>
       </w:pPr>
       <w:r>
-        <w:t xml:space="preserve">Tahlilning asosiy yo'nalishlari</w:t>
+        <w:t xml:space="preserve">Dezinfeksiya hajmi va kasallikka bog'liqligi</w:t>
       </w:r>
     </w:p>
     <w:p>
@@ -71,7 +71,7 @@
         <w:jc w:val="both"/>
       </w:pPr>
       <w:r>
-        <w:t xml:space="preserve">Kasallanish tahlili bir necha yo'nalishda olib boriladi. Ko'p yillik dinamika tahlili kasallanishning yillar bo'yicha o'zgarish tendensiyasini (o'sish, pasayish, davriylik) aniqlaydi. Yillik (mavsumiy) dinamika tahlili kasallanishning yil davomidagi taqsimotini va mavsumiy ko'tarilish vaqtini belgilaydi. Hududiy tahlil kasallanishning geografik taqsimotini, muammoli hududlarni ko'rsatadi. Aholi guruhlari bo'yicha tahlil (yosh, jins, kasb, ijtimoiy holat) xavf guruhlarini aniqlaydi. Bu yo'nalishlar bo'yicha olingan natijalar birlashtirilib, yaxlit epidemiologik manzara shakllantiriladi [1]. Masalan, ma'lum kasallikning qishki mavsumda, muayyan hududda va bolalar orasida ko'proq uchrashi — bu uchta belgining birlashuvi infeksiyaning yuqish yo'li va xavf guruhi haqida muhim ishora beradi. Aynan shu ko'p o'lchovli tahlil epidemiologik tashxisning asosini tashkil etadi va tasodifiy kuzatuvdan ilmiy xulosaga o'tish imkonini beradi.</w:t>
+        <w:t xml:space="preserve">O'choqdagi dezinfeksiyaning hajmi va zarurati kasallikning nozologik shakliga, ya'ni qo'zg'atuvchining tashqi muhitdagi chidamliligiga bog'liq. Tashqi muhitda tez nobud bo'ladigan qo'zg'atuvchilar keltirgan kasalliklarda (gripp, qizamiq, suvchechak) yakuniy dezinfeksiya ko'pincha talab etilmaydi — shamollatish va nam tozalash yetarli bo'ladi. Chidamli qo'zg'atuvchilar keltirgan kasalliklarda esa to'liq yakuniy dezinfeksiya majburiy. Shuning uchun har bir o'choqda dezinfeksiya rejimi aniq kasallik va qo'zg'atuvchi xususiyatidan kelib chiqib belgilanadi [1]. Masalan, kuydirgi yoki qoqshol kabi spora hosil qiluvchi qo'zg'atuvchilarda eng kuchli rejimlar (avtoklavlash, yuqori konsentratsiyali vositalar bilan uzoq ekspozitsiya) qo'llaniladi, oddiy vegetativ bakteriyalar esa nisbatan yumshoq rejimlarda yo'q qilinadi. Qo'zg'atuvchining tashqi muhitdagi omonligini bilish — dezinfeksiya rejimini to'g'ri tanlashning asosidir va bu epidemiologning muhim kasbiy bilimidir.</w:t>
       </w:r>
     </w:p>
     <w:p>
@@ -80,7 +80,7 @@
         <w:spacing w:after="80" w:before="160"/>
       </w:pPr>
       <w:r>
-        <w:t xml:space="preserve">Kasallanish ko'rsatkichlari</w:t>
+        <w:t xml:space="preserve">Dezinfeksiya usullari</w:t>
       </w:r>
     </w:p>
     <w:p>
@@ -89,7 +89,7 @@
         <w:jc w:val="both"/>
       </w:pPr>
       <w:r>
-        <w:t xml:space="preserve">Epidemiologik tahlilda kasallanish mutlaq sonlarda emas, balki nisbiy ko'rsatkichlarda ifodalanadi, bu turli hudud va davrlarni to'g'ri taqqoslash imkonini beradi. Asosiy ko'rsatkichlar: intensivlik ko'rsatkichi (kasallanish darajasi — aholining ma'lum soniga, masalan 100 ming kishiga nisbatan kasallar soni), ekstensivlik ko'rsatkichi (kasalliklar tarkibidagi ulush, foizda), o'lim va letallik ko'rsatkichlari. Bu ko'rsatkichlar grafik, diagramma va xaritalar orqali ko'rgazmali ifodalanadi. To'g'ri hisoblangan ko'rsatkichlar tahlil xulosalarining ishonchliligini ta'minlaydi [1]. Intensivlik va ekstensivlik ko'rsatkichlarini farqlash ayniqsa muhim: ekstensivlik ko'rsatkichi faqat tarkibni (ulushni) ko'rsatadi va kasallanish darajasini baholash uchun yaramaydi, intensivlik ko'rsatkichi esa haqiqiy xavf darajasini aks ettiradi. Bu ko'rsatkichlarni chalkashtirish tahlilda jiddiy xatolarga olib keladi.</w:t>
+        <w:t xml:space="preserve">O'choqdagi dezinfeksiya bir necha usulda o'tkaziladi: mexanik (yuvish, tozalash, shamollatish), fizik (qaynatish, bug', quruq issiq havo, ultrabinafsha nurlanish) va kimyoviy (dezinfeksiyalovchi eritmalar — xlor saqlovchi preparatlar, vodorod peroksid va boshqalar bilan ishlov berish). Kimyoviy usul eng keng tarqalgan bo'lib, bunda preparat turi, konsentratsiyasi va ekspozitsiya vaqti qo'zg'atuvchiga mos tanlanadi. Usul tanlashda obyekt xususiyati (yuza, mato, idish, oziq-ovqat qoldiqlari) va qo'zg'atuvchi chidamliligi birgalikda hisobga olinadi. Noto'g'ri tanlangan rejim dezinfeksiyani samarasiz qiladi [2].</w:t>
       </w:r>
     </w:p>
     <w:p>
@@ -98,7 +98,7 @@
         <w:spacing w:after="80" w:before="160"/>
       </w:pPr>
       <w:r>
-        <w:t xml:space="preserve">Tahlil turlaridan foydalanish</w:t>
+        <w:t xml:space="preserve">Samaradorlikni aniqlash</w:t>
       </w:r>
     </w:p>
     <w:p>
@@ -107,7 +107,7 @@
         <w:jc w:val="both"/>
       </w:pPr>
       <w:r>
-        <w:t xml:space="preserve">Tahlil turidan foydalanish tadqiqot maqsadiga bog'liq. Uzoq muddatli profilaktik dasturni (emlash strategiyasi, mavsumiy tadbirlar) ishlab chiqish uchun retrospektiv va tavsifiy tahlil qo'llaniladi. Xavf omilini aniqlash va isbotlash uchun tahliliy tadqiqotlar (kogort, nazorat-tanlov) o'tkaziladi. Epidemik o'choq yoki avj olishni tezkor baholash uchun operativ tahlil ishlatiladi. Tadbirlar samaradorligini baholash uchun esa tahlil tadbirgacha va undan keyingi kasallanishni taqqoslaydi. Ko'pincha bir muammoni hal qilishda bir necha tahlil turi ketma-ket qo'llaniladi [1]. Bunday bosqichma-bosqich yondashuv tadqiqotning ishonchliligini oshiradi: avval tavsifiy tahlil muammoni aniqlaydi va gipoteza tug'diradi, so'ng tahliliy tahlil bu gipotezani tekshiradi, nihoyat eksperimental tahlil (agar kerak bo'lsa) tadbir samarasini isbotlaydi. Shu tariqa epidemiologik tadqiqot yuzaki kuzatuvdan chuqur ilmiy xulosa sari harakat qiladi. Har bir bosqichda to'g'ri tahlil turini tanlash xato ehtimolini kamaytiradi va natijaning amaliy qiymatini oshiradi.</w:t>
+        <w:t xml:space="preserve">Dezinfeksiya samaradorligini aniqlash uning haqiqatan maqsadga erishganini tasdiqlash uchun zarur va u uch xil nazorat orqali amalga oshiriladi. Vizual nazorat — tozalik va tartibni ko'z bilan baholash. Kimyoviy nazorat — dezinfeksiyalovchi eritmaning faol modda miqdorini (konsentratsiyasini) tekshirish, chunki kuchsizlangan eritma samarasiz bo'ladi. Bakteriologik nazorat — ishlov berilgan yuzalardan surtmalar (smyvlar) olib, ularda qo'zg'atuvchi yoki sanitariya-ko'rsatkich mikroorganizmlar (masalan, ichak tayoqchasi) qolgan-qolmaganligini laboratoriyada aniqlash. Bakteriologik nazorat samaradorlikning eng ishonchli ko'rsatkichidir [1][2]. Nazorat natijasi musbat bo'lsa, ya'ni ishlov berilgandan keyin ham qo'zg'atuvchi yoki ko'rsatkich mikroorganizm topilsa, dezinfeksiya samarasiz hisoblanadi va qayta o'tkaziladi, sabablari (noto'g'ri konsentratsiya, yetarli bo'lmagan ekspozitsiya, obyektning to'liq qamralmaganligi) tahlil qilinadi. Samaradorlik ko'rsatkichi sifatida ijobiy natijalarning umumiy olingan namunalarga nisbati hisoblanadi. Muntazam o'tkaziladigan bunday nazorat dezinfeksiya ishining sifatini tizimli baholash va yaxshilash imkonini beradi.</w:t>
       </w:r>
     </w:p>
     <w:p>
@@ -116,7 +116,7 @@
         <w:spacing w:after="80" w:before="160"/>
       </w:pPr>
       <w:r>
-        <w:t xml:space="preserve">Amaliy ahamiyati</w:t>
+        <w:t xml:space="preserve">Hujjatlashtirish va nazorat</w:t>
       </w:r>
     </w:p>
     <w:p>
@@ -125,7 +125,7 @@
         <w:jc w:val="both"/>
       </w:pPr>
       <w:r>
-        <w:t xml:space="preserve">Epidemiologik tahlil turlaridan to'g'ri foydalanish epidemiyaga qarshi ishni dalillarga asoslashga xizmat qiladi. Noto'g'ri tanlangan tahlil usuli xato xulosalarga va samarasiz tadbirlarga olib keladi. Masalan, ovqatdan zaharlanish avj olganda avval tavsifiy tahlil kasallanish taqsimotini ko'rsatadi, so'ng nazorat-tanlov tadqiqoti aybdor mahsulotni aniqlaydi — bu ikki tahlilning birgalikdagi qo'llanilishiga yaqqol misol. Shu bois tahlil turlarini va ularning qo'llanish sohalarini bilish epidemiolog uchun muhim kasbiy malakadir [1][2]. Zamonaviy sharoitda epidemiologik tahlil raqamli ma'lumotlar bazalari, statistik dasturlar va geoaxborot tizimlari (GIS) yordamida avtomatlashtirilib, uning tezligi va aniqligi oshirilmoqda. Katta hajmdagi ma'lumotlarni (big data) tahlil qilish, matematik modellashtirish va sun'iy intellekt usullari epidemiologik tahlilning yangi imkoniyatlarini ochmoqda; biroq bu zamonaviy vositalar ham baribir klassik tahlil mantiqi va epidemiologik tafakkurga tayanadi.</w:t>
+        <w:t xml:space="preserve">O'choqdagi dezinfeksiya tadbirlari hujjatlashtiriladi: o'tkazilgan ish turi, vaqti, ishlatilgan preparat va konsentratsiya qayd etiladi. Bu nazorat tadbir sifatini kuzatish va muammolarni aniqlash imkonini beradi. Dezinfeksiya ishi davlat sanitariya nazorati ostida bo'lib, uning to'g'ri o'tkazilishi tekshiriladi. Dezinfeksiyalovchi vositalar bilan ishlashda xavfsizlik texnikasiga rioya qilish, vositalarni to'g'ri saqlash va yaroqlilik muddatini nazorat qilish ham muhim talablardir [1]. Hujjatlar tahlili ma'lum bir o'choq turida yoki hududda takrorlanuvchi muammolarni aniqlab, dezinfeksiya ishini takomillashtirishga xizmat qiladi. Shuningdek, dezinfeksiya brigadasi xodimlarining malakasini muntazam oshirish va zamonaviy vositalar hamda jihozlar bilan ta'minlash tadbirlar sifatini oshirishning zaruriy sharti hisoblanadi.</w:t>
       </w:r>
     </w:p>
     <w:p>
@@ -143,7 +143,7 @@
         <w:jc w:val="both"/>
       </w:pPr>
       <w:r>
-        <w:t xml:space="preserve">Epidemiologik tahlil vaqt bo'yicha retrospektiv va operativ, maqsadi bo'yicha tavsifiy va tahliliy turlarga bo'linadi. Retrospektiv va tavsifiy tahlil kasallanish qonuniyatlarini aniqlab, strategik rejalashtirishga xizmat qilsa, operativ tahlil tezkor javobni, tahliliy tahlil esa xavf omillarini isbotlashni ta'minlaydi. Tahlil nisbiy ko'rsatkichlarga tayanadi va bir necha yo'nalishda olib boriladi. Tahlil turini to'g'ri tanlash va ularni birgalikda, maqsadga muvofiq qo'llash epidemiologik tashxis va tadbirlarni ilmiy asoslashning kalitidir. Shuning uchun har bir vrach-epidemiolog tahlil turlarini chuqur egallab, ularni amaliy vaziyatga mohirona moslashtira olishi kerak.</w:t>
+        <w:t xml:space="preserve">Yuqumli kasallik o'choqlarida joriy va yakuniy dezinfeksiya yuqish mexanizmini uzadigan muhim epidemiyaga qarshi tadbirdir. Joriy dezinfeksiya bemor manba bo'lib turgan davrda uzluksiz, yakuniy esa manba olib chiqilgach bir marta, tez va to'liq o'tkaziladi. Dezinfeksiya hajmi qo'zg'atuvchi chidamliligiga bog'liq holda belgilanadi; usul to'g'ri tanlanishi va rejimga rioya qilinishi shart. Samaradorlik vizual, kimyoviy va, eng muhimi, bakteriologik nazorat orqali tasdiqlanadi. Shu talablarga rioya qilish va samaradorlikni ob'ektiv nazorat qilish o'choqda infeksiya tarqalishining oldini olishda hal qiluvchi ahamiyatga ega. Demak, dezinfeksiya shunchaki o'tkazilgan ish emas, balki samaradorligi isbotlangan, nazorat qilinadigan va hujjatlashtirilgan tadbir bo'lishi kerak.</w:t>
       </w:r>
     </w:p>
     <w:p>
@@ -165,7 +165,7 @@
         <w:spacing w:after="40"/>
       </w:pPr>
       <w:r>
-        <w:t xml:space="preserve">Mirtazayev O.M., Zuyeva L.P., Matnazarova G.S. Epidemiologiya. — Toshkent, 2016.</w:t>
+        <w:t xml:space="preserve">SanQvaN 0090-25. Dezinfeksiya tadbirlarini o'tkazish ... sanitariya qoidalari, normalari va gigiyena normativlari. O'zR SSV huzuridagi SEO va JSQ qo'mitasi, 2025-yil 5-may, 8-son qaror (Adliya vazirligida 03.06.2025, № 350). URL: https://lex.uz/docs/-7556121</w:t>
       </w:r>
     </w:p>
     <w:p>
@@ -178,7 +178,7 @@
         <w:spacing w:after="40"/>
       </w:pPr>
       <w:r>
-        <w:t xml:space="preserve">Centers for Disease Control and Prevention. Principles of Epidemiology in Public Health Practice, 3rd ed. Atlanta: CDC. URL: https://www.cdc.gov/csels/dsepd/ss1978/index.html</w:t>
+        <w:t xml:space="preserve">Osipova V.L. Dezinfeksiya: o'quv qo'llanma. — Moskva: GEOTAR-Media, 2009.</w:t>
       </w:r>
     </w:p>
     <w:p>
@@ -191,7 +191,7 @@
         <w:spacing w:after="40"/>
       </w:pPr>
       <w:r>
-        <w:t xml:space="preserve">Umirov S.E., Qodirov Z.Z. Klinik epidemiologiya. — Toshkent.</w:t>
+        <w:t xml:space="preserve">Mirtazayev O.M., Zuyeva L.P., Matnazarova G.S. Epidemiologiya. — Toshkent, 2016.</w:t>
       </w:r>
     </w:p>
     <w:sectPr>
@@ -397,6 +397,18 @@
       <w:lvlJc w:val="left"/>
       <w:pPr>
         <w:ind w:left="576" w:hanging="316"/>
+      </w:pPr>
+    </w:lvl>
+  </w:abstractNum>
+  <w:abstractNum w:abstractNumId="90">
+    <w:multiLevelType w:val="hybridMultilevel"/>
+    <w:lvl w:ilvl="0">
+      <w:start w:val="1"/>
+      <w:numFmt w:val="decimal"/>
+      <w:lvlText w:val="%1)"/>
+      <w:lvlJc w:val="left"/>
+      <w:pPr>
+        <w:ind w:left="851" w:hanging="425"/>
       </w:pPr>
     </w:lvl>
   </w:abstractNum>

--- a/javoblar/021.docx
+++ b/javoblar/021.docx
@@ -5,153 +5,311 @@
     <w:p>
       <w:pPr>
         <w:pStyle w:val="Heading1"/>
-        <w:spacing w:after="200"/>
-      </w:pPr>
-      <w:r>
+        <w:spacing w:after="240"/>
+        <w:jc w:val="center"/>
+      </w:pPr>
+      <w:r>
+        <w:rPr>
+          <w:rFonts w:ascii="Times New Roman" w:cs="Times New Roman" w:eastAsia="Times New Roman" w:hAnsi="Times New Roman"/>
+          <w:b/>
+          <w:bCs/>
+          <w:sz w:val="28"/>
+          <w:szCs w:val="28"/>
+        </w:rPr>
         <w:t xml:space="preserve">21. Yuqumli kasalliklar o'choqlarida joriy va yakuniy dezinfeksiya tadbirlariga qo'yiladigan talablar, ularning samaradorligini aniqlash</w:t>
       </w:r>
     </w:p>
     <w:p>
       <w:pPr>
-        <w:spacing w:after="120"/>
+        <w:spacing w:after="120" w:line="276"/>
+        <w:ind w:firstLine="567"/>
         <w:jc w:val="both"/>
       </w:pPr>
       <w:r>
+        <w:rPr>
+          <w:rFonts w:ascii="Times New Roman" w:cs="Times New Roman" w:eastAsia="Times New Roman" w:hAnsi="Times New Roman"/>
+          <w:sz w:val="28"/>
+          <w:szCs w:val="28"/>
+        </w:rPr>
         <w:t xml:space="preserve">Yuqumli kasallik o'chog'i — infeksiya manbai joylashgan va u atrofga qo'zg'atuvchi tarqatishi mumkin bo'lgan hudud. O'choqda o'tkaziladigan dezinfeksiya tadbirlari epidemiyaga qarshi ishning muhim qismi bo'lib, ular epidemik jarayonning ikkinchi bo'g'iniga, ya'ni yuqish mexanizmiga ta'sir qilib, uni uzishga qaratilgan. O'choqdagi dezinfeksiya ikki turga bo'linadi: joriy (bemor manba bo'lib turgan davrda muntazam) va yakuniy (manba o'choqdan olib chiqilgach bir marta). Bu tadbirlar belgilangan talablar asosida o'tkazilishi va samaradorligi ob'ektiv nazorat qilinishi shart, aks holda ular rasmiy xususiyat kasb etib, maqsadga erishmaydi va soxta xavfsizlik tuyg'usini keltirib chiqaradi [1][2].</w:t>
       </w:r>
     </w:p>
     <w:p>
       <w:pPr>
         <w:pStyle w:val="Heading2"/>
-        <w:spacing w:after="80" w:before="160"/>
-      </w:pPr>
-      <w:r>
+        <w:spacing w:after="100" w:before="200"/>
+      </w:pPr>
+      <w:r>
+        <w:rPr>
+          <w:rFonts w:ascii="Times New Roman" w:cs="Times New Roman" w:eastAsia="Times New Roman" w:hAnsi="Times New Roman"/>
+          <w:b/>
+          <w:bCs/>
+          <w:sz w:val="28"/>
+          <w:szCs w:val="28"/>
+        </w:rPr>
         <w:t xml:space="preserve">Joriy dezinfeksiyaga qo'yiladigan talablar</w:t>
       </w:r>
     </w:p>
     <w:p>
       <w:pPr>
-        <w:spacing w:after="120"/>
+        <w:spacing w:after="120" w:line="276"/>
+        <w:ind w:firstLine="567"/>
         <w:jc w:val="both"/>
       </w:pPr>
       <w:r>
+        <w:rPr>
+          <w:rFonts w:ascii="Times New Roman" w:cs="Times New Roman" w:eastAsia="Times New Roman" w:hAnsi="Times New Roman"/>
+          <w:sz w:val="28"/>
+          <w:szCs w:val="28"/>
+        </w:rPr>
         <w:t xml:space="preserve">Joriy dezinfeksiya bemor o'choqda (uyda yoki shifoxonada) bo'lgan, ya'ni qo'zg'atuvchi ajralib turgan butun davr mobaynida muntazam o'tkaziladi. Asosiy talablar: dezinfeksiya uzluksiz va o'z vaqtida bo'lishi — bemorning har bir ajralmasi (najas, siydik, qusuq, balg'am) darhol zararsizlantirilishi; bemor idish-tovoqlari, kiyim-kechagi, parvarish buyumlari va xonasi muntazam ishlov berilishi; qo'zg'atuvchi turiga mos preparat, konsentratsiya va ekspozitsiya tanlanishi; ishlov beruvchi shaxslar (parvarish qiluvchilar yoki tibbiy xodimlar) qoidalarni bilishi va shaxsiy himoya vositalaridan foydalanishi. Joriy dezinfeksiya qo'zg'atuvchining atrofga tarqalishiga yo'l qo'ymaslik maqsadini ko'zlaydi [1]. Uyda joriy dezinfeksiyani ko'pincha bemorni parvarish qiluvchi oila a'zolari bajargani uchun ularga oddiy va xavfsiz usullar (qaynatish, eritma bilan artish, alohida idish ajratish) oldindan tushuntiriladi. Shifoxonada esa joriy dezinfeksiya sanitariya-gigiyenik rejim va infeksion nazoratning ajralmas qismi bo'lib, u yuqumli kasalliklar bo'limida qat'iy jadval asosida olib boriladi. Joriy dezinfeksiyaning uzluksizligi va to'g'ri bajarilishi uning samaradorligining asosiy sharti hisoblanadi.</w:t>
       </w:r>
     </w:p>
     <w:p>
       <w:pPr>
         <w:pStyle w:val="Heading2"/>
-        <w:spacing w:after="80" w:before="160"/>
-      </w:pPr>
-      <w:r>
+        <w:spacing w:after="100" w:before="200"/>
+      </w:pPr>
+      <w:r>
+        <w:rPr>
+          <w:rFonts w:ascii="Times New Roman" w:cs="Times New Roman" w:eastAsia="Times New Roman" w:hAnsi="Times New Roman"/>
+          <w:b/>
+          <w:bCs/>
+          <w:sz w:val="28"/>
+          <w:szCs w:val="28"/>
+        </w:rPr>
         <w:t xml:space="preserve">Yakuniy dezinfeksiyaga qo'yiladigan talablar</w:t>
       </w:r>
     </w:p>
     <w:p>
       <w:pPr>
-        <w:spacing w:after="120"/>
+        <w:spacing w:after="120" w:line="276"/>
+        <w:ind w:firstLine="567"/>
         <w:jc w:val="both"/>
       </w:pPr>
       <w:r>
+        <w:rPr>
+          <w:rFonts w:ascii="Times New Roman" w:cs="Times New Roman" w:eastAsia="Times New Roman" w:hAnsi="Times New Roman"/>
+          <w:sz w:val="28"/>
+          <w:szCs w:val="28"/>
+        </w:rPr>
         <w:t xml:space="preserve">Yakuniy dezinfeksiya infeksiya manbai o'choqdan olib chiqilgach — bemor kasalxonaga yotqizilgandan, sog'aygandan, ko'chirilgandan yoki vafot etgandan so'ng bir marta o'tkaziladi. Asosiy talablar: dezinfeksiya imkon qadar tez, belgilangan qisqa muddat ichida o'tkazilishi; u butun o'choqni — xona, barcha buyumlar, mebel va bemor foydalangan narsalarni to'liq qamrab olishi; zararsizlantirish kamerasi va tegishli preparatlardan foydalanilishi; ishni maxsus tayyorgarlikdan o'tgan dezinfeksiya brigadasi bajarishi. Yakuniy dezinfeksiya ayniqsa tashqi muhitda chidamli qo'zg'atuvchilar (ich terlama, virusli gepatit, sil, kuydirgi) keltirgan o'choqlarda majburiydir [1][2].</w:t>
       </w:r>
     </w:p>
     <w:p>
       <w:pPr>
         <w:pStyle w:val="Heading2"/>
-        <w:spacing w:after="80" w:before="160"/>
-      </w:pPr>
-      <w:r>
+        <w:spacing w:after="100" w:before="200"/>
+      </w:pPr>
+      <w:r>
+        <w:rPr>
+          <w:rFonts w:ascii="Times New Roman" w:cs="Times New Roman" w:eastAsia="Times New Roman" w:hAnsi="Times New Roman"/>
+          <w:b/>
+          <w:bCs/>
+          <w:sz w:val="28"/>
+          <w:szCs w:val="28"/>
+        </w:rPr>
         <w:t xml:space="preserve">Dezinfeksiya hajmi va kasallikka bog'liqligi</w:t>
       </w:r>
     </w:p>
     <w:p>
       <w:pPr>
-        <w:spacing w:after="120"/>
+        <w:spacing w:after="120" w:line="276"/>
+        <w:ind w:firstLine="567"/>
         <w:jc w:val="both"/>
       </w:pPr>
       <w:r>
+        <w:rPr>
+          <w:rFonts w:ascii="Times New Roman" w:cs="Times New Roman" w:eastAsia="Times New Roman" w:hAnsi="Times New Roman"/>
+          <w:sz w:val="28"/>
+          <w:szCs w:val="28"/>
+        </w:rPr>
         <w:t xml:space="preserve">O'choqdagi dezinfeksiyaning hajmi va zarurati kasallikning nozologik shakliga, ya'ni qo'zg'atuvchining tashqi muhitdagi chidamliligiga bog'liq. Tashqi muhitda tez nobud bo'ladigan qo'zg'atuvchilar keltirgan kasalliklarda (gripp, qizamiq, suvchechak) yakuniy dezinfeksiya ko'pincha talab etilmaydi — shamollatish va nam tozalash yetarli bo'ladi. Chidamli qo'zg'atuvchilar keltirgan kasalliklarda esa to'liq yakuniy dezinfeksiya majburiy. Shuning uchun har bir o'choqda dezinfeksiya rejimi aniq kasallik va qo'zg'atuvchi xususiyatidan kelib chiqib belgilanadi [1]. Masalan, kuydirgi yoki qoqshol kabi spora hosil qiluvchi qo'zg'atuvchilarda eng kuchli rejimlar (avtoklavlash, yuqori konsentratsiyali vositalar bilan uzoq ekspozitsiya) qo'llaniladi, oddiy vegetativ bakteriyalar esa nisbatan yumshoq rejimlarda yo'q qilinadi. Qo'zg'atuvchining tashqi muhitdagi omonligini bilish — dezinfeksiya rejimini to'g'ri tanlashning asosidir va bu epidemiologning muhim kasbiy bilimidir.</w:t>
       </w:r>
     </w:p>
     <w:p>
       <w:pPr>
         <w:pStyle w:val="Heading2"/>
-        <w:spacing w:after="80" w:before="160"/>
-      </w:pPr>
-      <w:r>
+        <w:spacing w:after="100" w:before="200"/>
+      </w:pPr>
+      <w:r>
+        <w:rPr>
+          <w:rFonts w:ascii="Times New Roman" w:cs="Times New Roman" w:eastAsia="Times New Roman" w:hAnsi="Times New Roman"/>
+          <w:b/>
+          <w:bCs/>
+          <w:sz w:val="28"/>
+          <w:szCs w:val="28"/>
+        </w:rPr>
         <w:t xml:space="preserve">Dezinfeksiya usullari</w:t>
       </w:r>
     </w:p>
     <w:p>
       <w:pPr>
-        <w:spacing w:after="120"/>
+        <w:spacing w:after="120" w:line="276"/>
+        <w:ind w:firstLine="567"/>
         <w:jc w:val="both"/>
       </w:pPr>
       <w:r>
+        <w:rPr>
+          <w:rFonts w:ascii="Times New Roman" w:cs="Times New Roman" w:eastAsia="Times New Roman" w:hAnsi="Times New Roman"/>
+          <w:sz w:val="28"/>
+          <w:szCs w:val="28"/>
+        </w:rPr>
         <w:t xml:space="preserve">O'choqdagi dezinfeksiya bir necha usulda o'tkaziladi: mexanik (yuvish, tozalash, shamollatish), fizik (qaynatish, bug', quruq issiq havo, ultrabinafsha nurlanish) va kimyoviy (dezinfeksiyalovchi eritmalar — xlor saqlovchi preparatlar, vodorod peroksid va boshqalar bilan ishlov berish). Kimyoviy usul eng keng tarqalgan bo'lib, bunda preparat turi, konsentratsiyasi va ekspozitsiya vaqti qo'zg'atuvchiga mos tanlanadi. Usul tanlashda obyekt xususiyati (yuza, mato, idish, oziq-ovqat qoldiqlari) va qo'zg'atuvchi chidamliligi birgalikda hisobga olinadi. Noto'g'ri tanlangan rejim dezinfeksiyani samarasiz qiladi [2].</w:t>
       </w:r>
     </w:p>
     <w:p>
       <w:pPr>
         <w:pStyle w:val="Heading2"/>
-        <w:spacing w:after="80" w:before="160"/>
-      </w:pPr>
-      <w:r>
+        <w:spacing w:after="100" w:before="200"/>
+      </w:pPr>
+      <w:r>
+        <w:rPr>
+          <w:rFonts w:ascii="Times New Roman" w:cs="Times New Roman" w:eastAsia="Times New Roman" w:hAnsi="Times New Roman"/>
+          <w:b/>
+          <w:bCs/>
+          <w:sz w:val="28"/>
+          <w:szCs w:val="28"/>
+        </w:rPr>
         <w:t xml:space="preserve">Samaradorlikni aniqlash</w:t>
       </w:r>
     </w:p>
     <w:p>
       <w:pPr>
-        <w:spacing w:after="120"/>
+        <w:spacing w:after="120" w:line="276"/>
+        <w:ind w:firstLine="567"/>
         <w:jc w:val="both"/>
       </w:pPr>
       <w:r>
+        <w:rPr>
+          <w:rFonts w:ascii="Times New Roman" w:cs="Times New Roman" w:eastAsia="Times New Roman" w:hAnsi="Times New Roman"/>
+          <w:sz w:val="28"/>
+          <w:szCs w:val="28"/>
+        </w:rPr>
         <w:t xml:space="preserve">Dezinfeksiya samaradorligini aniqlash uning haqiqatan maqsadga erishganini tasdiqlash uchun zarur va u uch xil nazorat orqali amalga oshiriladi. Vizual nazorat — tozalik va tartibni ko'z bilan baholash. Kimyoviy nazorat — dezinfeksiyalovchi eritmaning faol modda miqdorini (konsentratsiyasini) tekshirish, chunki kuchsizlangan eritma samarasiz bo'ladi. Bakteriologik nazorat — ishlov berilgan yuzalardan surtmalar (smyvlar) olib, ularda qo'zg'atuvchi yoki sanitariya-ko'rsatkich mikroorganizmlar (masalan, ichak tayoqchasi) qolgan-qolmaganligini laboratoriyada aniqlash. Bakteriologik nazorat samaradorlikning eng ishonchli ko'rsatkichidir [1][2]. Nazorat natijasi musbat bo'lsa, ya'ni ishlov berilgandan keyin ham qo'zg'atuvchi yoki ko'rsatkich mikroorganizm topilsa, dezinfeksiya samarasiz hisoblanadi va qayta o'tkaziladi, sabablari (noto'g'ri konsentratsiya, yetarli bo'lmagan ekspozitsiya, obyektning to'liq qamralmaganligi) tahlil qilinadi. Samaradorlik ko'rsatkichi sifatida ijobiy natijalarning umumiy olingan namunalarga nisbati hisoblanadi. Muntazam o'tkaziladigan bunday nazorat dezinfeksiya ishining sifatini tizimli baholash va yaxshilash imkonini beradi.</w:t>
       </w:r>
     </w:p>
     <w:p>
       <w:pPr>
         <w:pStyle w:val="Heading2"/>
-        <w:spacing w:after="80" w:before="160"/>
-      </w:pPr>
-      <w:r>
+        <w:spacing w:after="100" w:before="200"/>
+      </w:pPr>
+      <w:r>
+        <w:rPr>
+          <w:rFonts w:ascii="Times New Roman" w:cs="Times New Roman" w:eastAsia="Times New Roman" w:hAnsi="Times New Roman"/>
+          <w:b/>
+          <w:bCs/>
+          <w:sz w:val="28"/>
+          <w:szCs w:val="28"/>
+        </w:rPr>
         <w:t xml:space="preserve">Hujjatlashtirish va nazorat</w:t>
       </w:r>
     </w:p>
     <w:p>
       <w:pPr>
-        <w:spacing w:after="120"/>
+        <w:spacing w:after="120" w:line="276"/>
+        <w:ind w:firstLine="567"/>
         <w:jc w:val="both"/>
       </w:pPr>
       <w:r>
+        <w:rPr>
+          <w:rFonts w:ascii="Times New Roman" w:cs="Times New Roman" w:eastAsia="Times New Roman" w:hAnsi="Times New Roman"/>
+          <w:sz w:val="28"/>
+          <w:szCs w:val="28"/>
+        </w:rPr>
         <w:t xml:space="preserve">O'choqdagi dezinfeksiya tadbirlari hujjatlashtiriladi: o'tkazilgan ish turi, vaqti, ishlatilgan preparat va konsentratsiya qayd etiladi. Bu nazorat tadbir sifatini kuzatish va muammolarni aniqlash imkonini beradi. Dezinfeksiya ishi davlat sanitariya nazorati ostida bo'lib, uning to'g'ri o'tkazilishi tekshiriladi. Dezinfeksiyalovchi vositalar bilan ishlashda xavfsizlik texnikasiga rioya qilish, vositalarni to'g'ri saqlash va yaroqlilik muddatini nazorat qilish ham muhim talablardir [1]. Hujjatlar tahlili ma'lum bir o'choq turida yoki hududda takrorlanuvchi muammolarni aniqlab, dezinfeksiya ishini takomillashtirishga xizmat qiladi. Shuningdek, dezinfeksiya brigadasi xodimlarining malakasini muntazam oshirish va zamonaviy vositalar hamda jihozlar bilan ta'minlash tadbirlar sifatini oshirishning zaruriy sharti hisoblanadi.</w:t>
       </w:r>
     </w:p>
     <w:p>
       <w:pPr>
         <w:pStyle w:val="Heading2"/>
-        <w:spacing w:after="80" w:before="160"/>
-      </w:pPr>
-      <w:r>
+        <w:spacing w:after="100" w:before="200"/>
+      </w:pPr>
+      <w:r>
+        <w:rPr>
+          <w:rFonts w:ascii="Times New Roman" w:cs="Times New Roman" w:eastAsia="Times New Roman" w:hAnsi="Times New Roman"/>
+          <w:b/>
+          <w:bCs/>
+          <w:sz w:val="28"/>
+          <w:szCs w:val="28"/>
+        </w:rPr>
+        <w:t xml:space="preserve">Muddat, qamrov va sifat mezonlari</w:t>
+      </w:r>
+    </w:p>
+    <w:p>
+      <w:pPr>
+        <w:spacing w:after="120" w:line="276"/>
+        <w:ind w:firstLine="567"/>
+        <w:jc w:val="both"/>
+      </w:pPr>
+      <w:r>
+        <w:rPr>
+          <w:rFonts w:ascii="Times New Roman" w:cs="Times New Roman" w:eastAsia="Times New Roman" w:hAnsi="Times New Roman"/>
+          <w:sz w:val="28"/>
+          <w:szCs w:val="28"/>
+        </w:rPr>
+        <w:t xml:space="preserve">O'choqli (yakuniy) dezinfeksiya bemor evakuatsiya qilingandan, vafot etgandan yoki muassasaning boshqa bo'limiga ko'chirilgandan keyin o'tkaziladi; u vabo, o'lat, qorin tifi, paratif, salmonellyoz, difteriya, A va E virusli gepatitlar, poliomielit, bakterial dizenteriya, rotavirus infeksiyalari va boshqa o'tkir ichak infeksiyalari o'choqlarida majburiy [1]. Dezinfeksiya bemor shifoxonaga yotqizilgan yoki uyushgan jamoadan ajratilgan paytdan 24 soat ichida, kamida 95 foiz qamrov bilan o'tkaziladi; kamerali dezinfeksiya ham kamida 95 foiz qamrab olishi kerak [1]. Sifat quyidagicha baholanadi: patogen bo'lmagan mikroflora musbat surtmalarning 5 foizidan, dezinfeksiya vositasining qoldiq miqdori manfiy ekspress testlarning 5 foizidan, dezinfeksiyali eritmalarning qoniqarsiz tahlillari namunalarning 5 foizidan oshmasligi kerak; qoniqarsiz natijada dezinfeksiya qaytadan o'tkaziladi [1]. Bajarilgan ish F.323/U shaklida qayd etiladi [1].</w:t>
+      </w:r>
+    </w:p>
+    <w:p>
+      <w:pPr>
+        <w:spacing w:after="120" w:line="276"/>
+        <w:ind w:firstLine="567"/>
+        <w:jc w:val="both"/>
+      </w:pPr>
+      <w:r>
+        <w:rPr>
+          <w:rFonts w:ascii="Times New Roman" w:cs="Times New Roman" w:eastAsia="Times New Roman" w:hAnsi="Times New Roman"/>
+          <w:sz w:val="28"/>
+          <w:szCs w:val="28"/>
+        </w:rPr>
+        <w:t xml:space="preserve">Uy sharoitidagi joriy dezinfeksiyada bemor boshqa oila a'zolaridan ajratiladi, xona har kuni shamollatiladi, shaxsiy gigiyena buyumlari ajratiladi, qo'l tegadigan yuzalar dezinfeksiya qilinadi va dezinfeksiyadan oldin yuzalar tozalanadi [1].</w:t>
+      </w:r>
+    </w:p>
+    <w:p>
+      <w:pPr>
+        <w:pStyle w:val="Heading2"/>
+        <w:spacing w:after="100" w:before="200"/>
+      </w:pPr>
+      <w:r>
+        <w:rPr>
+          <w:rFonts w:ascii="Times New Roman" w:cs="Times New Roman" w:eastAsia="Times New Roman" w:hAnsi="Times New Roman"/>
+          <w:b/>
+          <w:bCs/>
+          <w:sz w:val="28"/>
+          <w:szCs w:val="28"/>
+        </w:rPr>
         <w:t xml:space="preserve">Xulosa</w:t>
       </w:r>
     </w:p>
     <w:p>
       <w:pPr>
-        <w:spacing w:after="120"/>
+        <w:spacing w:after="120" w:line="276"/>
+        <w:ind w:firstLine="567"/>
         <w:jc w:val="both"/>
       </w:pPr>
       <w:r>
-        <w:t xml:space="preserve">Yuqumli kasallik o'choqlarida joriy va yakuniy dezinfeksiya yuqish mexanizmini uzadigan muhim epidemiyaga qarshi tadbirdir. Joriy dezinfeksiya bemor manba bo'lib turgan davrda uzluksiz, yakuniy esa manba olib chiqilgach bir marta, tez va to'liq o'tkaziladi. Dezinfeksiya hajmi qo'zg'atuvchi chidamliligiga bog'liq holda belgilanadi; usul to'g'ri tanlanishi va rejimga rioya qilinishi shart. Samaradorlik vizual, kimyoviy va, eng muhimi, bakteriologik nazorat orqali tasdiqlanadi. Shu talablarga rioya qilish va samaradorlikni ob'ektiv nazorat qilish o'choqda infeksiya tarqalishining oldini olishda hal qiluvchi ahamiyatga ega. Demak, dezinfeksiya shunchaki o'tkazilgan ish emas, balki samaradorligi isbotlangan, nazorat qilinadigan va hujjatlashtirilgan tadbir bo'lishi kerak.</w:t>
+        <w:rPr>
+          <w:rFonts w:ascii="Times New Roman" w:cs="Times New Roman" w:eastAsia="Times New Roman" w:hAnsi="Times New Roman"/>
+          <w:sz w:val="28"/>
+          <w:szCs w:val="28"/>
+        </w:rPr>
+        <w:t xml:space="preserve">Yuqumli kasallik o'choqlarida joriy va yakuniy dezinfeksiya yuqish mexanizmini uzadigan muhim epidemiyaga qarshi tadbirdir. Joriy dezinfeksiya bemor manba bo'lib turgan davrda uzluksiz, yakuniy esa manba olib chiqilgach bir marta, tez va to'liq o'tkaziladi. Dezinfeksiya hajmi qo'zg'atuvchi chidamliligiga bog'liq holda belgilanadi; usul to'g'ri tanlanishi va rejimga rioya qilinishi shart. Samaradorlik vizual, kimyoviy va, eng muhimi, bakteriologik nazorat orqali tasdiqlanadi. Shu talablarga rioya qilish va samaradorlikni ob'ektiv nazorat qilish o'choqda infeksiya tarqalishining oldini olishda hal qiluvchi ahamiyatga ega. Demak, dezinfeksiya shunchaki o'tkazilgan ish emas, balki samaradorligi isbotlangan, nazorat qilinadigan va hujjatlashtirilgan tadbir bo'lishi kerak. Qonunga ko'ra epidemik ko'rsatmalar bo'yicha dezinfeksiya davlat sanitariya nazorati organlari, profilaktik dezinfeksiya esa shartnoma asosidagi dezinfeksiya stansiyalari tomonidan o'tkaziladi [4]. Darslikka ko'ra, ommaviy zararsizlantirish o'rniga faqat yuqish omili bo'lishi mumkin buyumlar dezinfeksiya qilinadi [3]. CDC yo'riqnomasining maqsadi dezinfeksiya va sterilizatsiyani to'g'ri qo'llash orqali tibbiy yordam bilan bog'liq infeksiyalar ko'rsatkichini kamaytirishdir [5].</w:t>
       </w:r>
     </w:p>
     <w:p>
       <w:pPr>
         <w:pStyle w:val="Heading2"/>
-        <w:spacing w:after="80" w:before="220"/>
-      </w:pPr>
-      <w:r>
+        <w:spacing w:after="100" w:before="280"/>
+      </w:pPr>
+      <w:r>
+        <w:rPr>
+          <w:rFonts w:ascii="Times New Roman" w:cs="Times New Roman" w:eastAsia="Times New Roman" w:hAnsi="Times New Roman"/>
+          <w:b/>
+          <w:bCs/>
+          <w:sz w:val="28"/>
+          <w:szCs w:val="28"/>
+        </w:rPr>
         <w:t xml:space="preserve">Foydalanilgan adabiyotlar</w:t>
       </w:r>
     </w:p>
@@ -162,10 +320,15 @@
           <w:ilvl w:val="0"/>
           <w:numId w:val="2"/>
         </w:numPr>
-        <w:spacing w:after="40"/>
-      </w:pPr>
-      <w:r>
-        <w:t xml:space="preserve">SanQvaN 0090-25. Dezinfeksiya tadbirlarini o'tkazish ... sanitariya qoidalari, normalari va gigiyena normativlari. O'zR SSV huzuridagi SEO va JSQ qo'mitasi, 2025-yil 5-may, 8-son qaror (Adliya vazirligida 03.06.2025, № 350). URL: https://lex.uz/docs/-7556121</w:t>
+        <w:spacing w:after="80" w:line="260"/>
+      </w:pPr>
+      <w:r>
+        <w:rPr>
+          <w:rFonts w:ascii="Times New Roman" w:cs="Times New Roman" w:eastAsia="Times New Roman" w:hAnsi="Times New Roman"/>
+          <w:sz w:val="28"/>
+          <w:szCs w:val="28"/>
+        </w:rPr>
+        <w:t xml:space="preserve">SanQvaN № 0090-25: Dezinfeksiya tadbirlarini o'tkazish, dezinfeksiya xizmatini amalga oshiruvchi tashkilotlarni joylashtirish hamda ularning xonalari va jihozlariga, dezinfeksiya vositalarini saqlash, tashish va ulardan foydalanishga oid sanitariya qoidalari, normalari va gigiyena normativlari (SEO va JS qo'mitasi qarori, Toshkent, 05.05.2025, № 8; Adliya vazirligida 03.06.2025-yilda 350-raqam bilan ro'yxatga olingan). URL: https://lex.uz/en/docs/-7556121. Manba: xayrullokomilov.uz/kutubxona, material № 660.</w:t>
       </w:r>
     </w:p>
     <w:p>
@@ -175,9 +338,14 @@
           <w:ilvl w:val="0"/>
           <w:numId w:val="2"/>
         </w:numPr>
-        <w:spacing w:after="40"/>
-      </w:pPr>
-      <w:r>
+        <w:spacing w:after="80" w:line="260"/>
+      </w:pPr>
+      <w:r>
+        <w:rPr>
+          <w:rFonts w:ascii="Times New Roman" w:cs="Times New Roman" w:eastAsia="Times New Roman" w:hAnsi="Times New Roman"/>
+          <w:sz w:val="28"/>
+          <w:szCs w:val="28"/>
+        </w:rPr>
         <w:t xml:space="preserve">Osipova V.L. Dezinfeksiya: o'quv qo'llanma. — Moskva: GEOTAR-Media, 2009.</w:t>
       </w:r>
     </w:p>
@@ -188,15 +356,56 @@
           <w:ilvl w:val="0"/>
           <w:numId w:val="2"/>
         </w:numPr>
-        <w:spacing w:after="40"/>
-      </w:pPr>
-      <w:r>
-        <w:t xml:space="preserve">Mirtazayev O.M., Zuyeva L.P., Matnazarova G.S. Epidemiologiya. — Toshkent, 2016.</w:t>
+        <w:spacing w:after="80" w:line="260"/>
+      </w:pPr>
+      <w:r>
+        <w:rPr>
+          <w:rFonts w:ascii="Times New Roman" w:cs="Times New Roman" w:eastAsia="Times New Roman" w:hAnsi="Times New Roman"/>
+          <w:sz w:val="28"/>
+          <w:szCs w:val="28"/>
+        </w:rPr>
+        <w:t xml:space="preserve">Mirtazayev O.M., Zueva L.P., Matnazarova G.S. Epidemiologiya (darslik). Toshkent, 2016. Manba: xayrullokomilov.uz/kutubxona, material № 2356 (matn kirill yozuvida).</w:t>
+      </w:r>
+    </w:p>
+    <w:p>
+      <w:pPr>
+        <w:pStyle w:val="ListParagraph"/>
+        <w:numPr>
+          <w:ilvl w:val="0"/>
+          <w:numId w:val="2"/>
+        </w:numPr>
+        <w:spacing w:after="80" w:line="260"/>
+      </w:pPr>
+      <w:r>
+        <w:rPr>
+          <w:rFonts w:ascii="Times New Roman" w:cs="Times New Roman" w:eastAsia="Times New Roman" w:hAnsi="Times New Roman"/>
+          <w:sz w:val="28"/>
+          <w:szCs w:val="28"/>
+        </w:rPr>
+        <w:t xml:space="preserve">O'zbekiston Respublikasining "Aholining sanitariya-epidemiologik osoyishtaligi to'g'risida"gi Qonuni (Qonunchilik palatasi 2015-yil 15-iyulda qabul qilgan, Senat 2015-yil 6-avgustda ma'qullagan), 34-modda. URL: https://lex.uz/docs/2732587. Manba: xayrullokomilov.uz/kutubxona, material № 201 (matn kirill yozuvida; asosiy raqami matnda ko'rsatilmagan — tasdiqlanmagan).</w:t>
+      </w:r>
+    </w:p>
+    <w:p>
+      <w:pPr>
+        <w:pStyle w:val="ListParagraph"/>
+        <w:numPr>
+          <w:ilvl w:val="0"/>
+          <w:numId w:val="2"/>
+        </w:numPr>
+        <w:spacing w:after="80" w:line="260"/>
+      </w:pPr>
+      <w:r>
+        <w:rPr>
+          <w:rFonts w:ascii="Times New Roman" w:cs="Times New Roman" w:eastAsia="Times New Roman" w:hAnsi="Times New Roman"/>
+          <w:sz w:val="28"/>
+          <w:szCs w:val="28"/>
+        </w:rPr>
+        <w:t xml:space="preserve">Rutala W.A., Weber D.J.; Healthcare Infection Control Practices Advisory Committee (HICPAC). Guideline for Disinfection and Sterilization in Healthcare Facilities, 2008. Centers for Disease Control and Prevention. URL: https://stacks.cdc.gov/view/cdc/47378 (kirilgan sana: 30.10.2026).</w:t>
       </w:r>
     </w:p>
     <w:sectPr>
       <w:pgSz w:w="11906" w:h="16838" w:orient="portrait"/>
-      <w:pgMar w:top="1134" w:right="850" w:bottom="1134" w:left="1418" w:header="708" w:footer="708" w:gutter="0"/>
+      <w:pgMar w:top="1134" w:right="850" w:bottom="1134" w:left="1701" w:header="708" w:footer="708" w:gutter="0"/>
       <w:pgNumType/>
       <w:docGrid w:linePitch="360"/>
     </w:sectPr>
@@ -368,48 +577,17 @@
     <w:multiLevelType w:val="hybridMultilevel"/>
     <w:lvl w:ilvl="0" w:tentative="1">
       <w:start w:val="1"/>
-      <w:numFmt w:val="bullet"/>
-      <w:lvlText w:val="•"/>
+      <w:numFmt w:val="decimal"/>
+      <w:lvlText w:val="[%1]"/>
       <w:lvlJc w:val="left"/>
       <w:pPr>
-        <w:ind w:left="576" w:hanging="316"/>
-      </w:pPr>
-    </w:lvl>
-  </w:abstractNum>
-  <w:abstractNum w:abstractNumId="3" w15:restartNumberingAfterBreak="0">
-    <w:multiLevelType w:val="hybridMultilevel"/>
-    <w:lvl w:ilvl="0" w:tentative="1">
-      <w:start w:val="1"/>
-      <w:numFmt w:val="decimal"/>
-      <w:lvlText w:val="%1."/>
-      <w:lvlJc w:val="left"/>
-      <w:pPr>
-        <w:ind w:left="576" w:hanging="316"/>
-      </w:pPr>
-    </w:lvl>
-  </w:abstractNum>
-  <w:abstractNum w:abstractNumId="4" w15:restartNumberingAfterBreak="0">
-    <w:multiLevelType w:val="hybridMultilevel"/>
-    <w:lvl w:ilvl="0" w:tentative="1">
-      <w:start w:val="1"/>
-      <w:numFmt w:val="decimal"/>
-      <w:lvlText w:val="%1."/>
-      <w:lvlJc w:val="left"/>
-      <w:pPr>
-        <w:ind w:left="576" w:hanging="316"/>
-      </w:pPr>
-    </w:lvl>
-  </w:abstractNum>
-  <w:abstractNum w:abstractNumId="90">
-    <w:multiLevelType w:val="hybridMultilevel"/>
-    <w:lvl w:ilvl="0">
-      <w:start w:val="1"/>
-      <w:numFmt w:val="decimal"/>
-      <w:lvlText w:val="%1)"/>
-      <w:lvlJc w:val="left"/>
-      <w:pPr>
-        <w:ind w:left="851" w:hanging="425"/>
-      </w:pPr>
+        <w:ind w:left="720" w:hanging="720"/>
+      </w:pPr>
+      <w:rPr>
+        <w:rFonts w:ascii="Times New Roman" w:cs="Times New Roman" w:eastAsia="Times New Roman" w:hAnsi="Times New Roman"/>
+        <w:sz w:val="28"/>
+        <w:szCs w:val="28"/>
+      </w:rPr>
     </w:lvl>
   </w:abstractNum>
   <w:num w:numId="1">
@@ -419,7 +597,7 @@
     </w:lvlOverride>
   </w:num>
   <w:num w:numId="2">
-    <w:abstractNumId w:val="4"/>
+    <w:abstractNumId w:val="2"/>
     <w:lvlOverride w:ilvl="0">
       <w:startOverride w:val="1"/>
     </w:lvlOverride>
@@ -433,8 +611,8 @@
     <w:rPrDefault>
       <w:rPr>
         <w:rFonts w:ascii="Times New Roman" w:cs="Times New Roman" w:eastAsia="Times New Roman" w:hAnsi="Times New Roman"/>
-        <w:sz w:val="24"/>
-        <w:szCs w:val="24"/>
+        <w:sz w:val="28"/>
+        <w:szCs w:val="28"/>
       </w:rPr>
     </w:rPrDefault>
     <w:pPrDefault/>
@@ -569,7 +747,7 @@
     <w:unhideWhenUsed/>
     <w:pPr>
       <w:spacing w:after="100"/>
-      <w:ind w:left="240"/>
+      <w:ind w:left="280"/>
     </w:pPr>
   </w:style>
   <w:style w:type="paragraph" w:styleId="TOC3">
@@ -581,7 +759,7 @@
     <w:unhideWhenUsed/>
     <w:pPr>
       <w:spacing w:after="100"/>
-      <w:ind w:left="480"/>
+      <w:ind w:left="560"/>
     </w:pPr>
   </w:style>
   <w:style w:type="paragraph" w:styleId="TOC4">
@@ -593,7 +771,7 @@
     <w:unhideWhenUsed/>
     <w:pPr>
       <w:spacing w:after="100"/>
-      <w:ind w:left="720"/>
+      <w:ind w:left="840"/>
     </w:pPr>
   </w:style>
   <w:style w:type="paragraph" w:styleId="TOC5">
@@ -605,7 +783,7 @@
     <w:unhideWhenUsed/>
     <w:pPr>
       <w:spacing w:after="100"/>
-      <w:ind w:left="960"/>
+      <w:ind w:left="1120"/>
     </w:pPr>
   </w:style>
   <w:style w:type="paragraph" w:styleId="TOC6">
@@ -617,7 +795,7 @@
     <w:unhideWhenUsed/>
     <w:pPr>
       <w:spacing w:after="100"/>
-      <w:ind w:left="1200"/>
+      <w:ind w:left="1400"/>
     </w:pPr>
   </w:style>
   <w:style w:type="paragraph" w:styleId="TOC7">
@@ -629,7 +807,7 @@
     <w:unhideWhenUsed/>
     <w:pPr>
       <w:spacing w:after="100"/>
-      <w:ind w:left="1440"/>
+      <w:ind w:left="1680"/>
     </w:pPr>
   </w:style>
   <w:style w:type="paragraph" w:styleId="TOC8">
@@ -641,7 +819,7 @@
     <w:unhideWhenUsed/>
     <w:pPr>
       <w:spacing w:after="100"/>
-      <w:ind w:left="1680"/>
+      <w:ind w:left="1960"/>
     </w:pPr>
   </w:style>
   <w:style w:type="paragraph" w:styleId="TOC9">
@@ -653,7 +831,7 @@
     <w:unhideWhenUsed/>
     <w:pPr>
       <w:spacing w:after="100"/>
-      <w:ind w:left="1920"/>
+      <w:ind w:left="2240"/>
     </w:pPr>
   </w:style>
   <w:style w:type="character" w:styleId="Hyperlink">
@@ -753,15 +931,16 @@
     <w:next w:val="Normal"/>
     <w:qFormat/>
     <w:pPr>
-      <w:spacing w:after="200"/>
-      <w:jc w:val="center"/>
+      <w:spacing w:after="240" w:before="0"/>
+      <w:outlineLvl w:val="0"/>
     </w:pPr>
     <w:rPr>
       <w:rFonts w:ascii="Times New Roman" w:cs="Times New Roman" w:eastAsia="Times New Roman" w:hAnsi="Times New Roman"/>
       <w:b/>
       <w:bCs/>
-      <w:sz w:val="28"/>
-      <w:szCs w:val="28"/>
+      <w:color w:val="000000"/>
+      <w:sz w:val="30"/>
+      <w:szCs w:val="30"/>
     </w:rPr>
   </w:style>
   <w:style w:type="paragraph" w:styleId="Heading2">
@@ -769,12 +948,17 @@
     <w:basedOn w:val="Normal"/>
     <w:next w:val="Normal"/>
     <w:qFormat/>
+    <w:pPr>
+      <w:spacing w:after="100" w:before="200"/>
+      <w:outlineLvl w:val="1"/>
+    </w:pPr>
     <w:rPr>
       <w:rFonts w:ascii="Times New Roman" w:cs="Times New Roman" w:eastAsia="Times New Roman" w:hAnsi="Times New Roman"/>
       <w:b/>
       <w:bCs/>
-      <w:sz w:val="26"/>
-      <w:szCs w:val="26"/>
+      <w:color w:val="000000"/>
+      <w:sz w:val="28"/>
+      <w:szCs w:val="28"/>
     </w:rPr>
   </w:style>
 </w:styles>
